--- a/output/tailored_resume_StubHub.docx
+++ b/output/tailored_resume_StubHub.docx
@@ -102,7 +102,7 @@
         <w:rPr>
           <w:sz w:val="20"/>
         </w:rPr>
-        <w:t>Software Engineer with 4+ years building production-grade distributed systems and backend services in fintech and investment banking. Proven track record designing fault-tolerant systems, implementing event-driven architectures with Kafka, and delivering end-to-end features from requirements through monitoring. Experienced in building scalable APIs, async pipelines, and cloud-native solutions on AWS with strong focus on reliability, observability, and cross-functional collaboration.</w:t>
+        <w:t>Software Engineer with 4+ years building production backend systems and distributed architectures for high-scale environments in investment banking and fintech. Expertise in designing fault-tolerant microservices, implementing event-driven pipelines with Kafka, and operating cloud-native applications on AWS. Proven track record delivering end-to-end features from architecture through deployment and monitoring, ensuring 99.9% reliability while processing millions of transactions daily.</w:t>
       </w:r>
     </w:p>
     <w:p>
@@ -136,7 +136,7 @@
           <w:i/>
           <w:sz w:val="20"/>
         </w:rPr>
-        <w:t xml:space="preserve">   July 2025 – Present</w:t>
+        <w:t xml:space="preserve">   July 2025 - Present</w:t>
       </w:r>
     </w:p>
     <w:p>
@@ -149,7 +149,7 @@
         <w:rPr>
           <w:sz w:val="20"/>
         </w:rPr>
-        <w:t>Architected and deployed cloud-native data platform from scratch using AWS services (Step Functions, Glue, Athena, ECS) and Terraform, processing 10M+ records/day with 99.9% reliability and automated failure recovery</w:t>
+        <w:t>Architected and deployed cloud-native data platform from scratch using AWS services and Terraform, processing 10M+ records/day with 99.9% reliability and automated failure recovery</w:t>
       </w:r>
     </w:p>
     <w:p>
@@ -175,7 +175,7 @@
         <w:rPr>
           <w:sz w:val="20"/>
         </w:rPr>
-        <w:t>Built automated CI/CD pipelines reducing deployment time by 70% using Jenkins, Docker, and infrastructure-as-code practices</w:t>
+        <w:t>Built automated CI/CD pipelines reducing deployment time by 70% using Jenkins, Docker, and Infrastructure-as-Code practices</w:t>
       </w:r>
     </w:p>
     <w:p>
@@ -188,7 +188,7 @@
         <w:rPr>
           <w:sz w:val="20"/>
         </w:rPr>
-        <w:t>Developed Python-based ETL jobs with PySpark for TB-scale data processing, implementing schema validation, data quality checks, and partition optimization to reduce manual errors by 60%</w:t>
+        <w:t>Developed Python-based ETL jobs with PySpark for TB-scale data processing, implementing schema validation and data quality checks to reduce manual errors by 60%</w:t>
       </w:r>
     </w:p>
     <w:p>
@@ -214,7 +214,7 @@
         <w:rPr>
           <w:sz w:val="20"/>
         </w:rPr>
-        <w:t>Collaborated with product managers to translate business requirements into technical specifications, delivering features on time while maintaining 95%+ test coverage through automated testing</w:t>
+        <w:t>Collaborated with product managers to translate business requirements into technical specifications, delivering features on time while maintaining 95%+ test coverage</w:t>
       </w:r>
     </w:p>
     <w:p>
@@ -233,7 +233,7 @@
           <w:i/>
           <w:sz w:val="20"/>
         </w:rPr>
-        <w:t xml:space="preserve">   Jan 2024 – June 2025</w:t>
+        <w:t xml:space="preserve">   Jan 2024 - June 2025</w:t>
       </w:r>
     </w:p>
     <w:p>
@@ -246,7 +246,7 @@
         <w:rPr>
           <w:sz w:val="20"/>
         </w:rPr>
-        <w:t>Developed high-availability microservices using Spring Boot and Java handling credit decisioning workflows, integrating with multiple internal APIs and databases (PostgreSQL, Cassandra) to serve 5M+ requests/day</w:t>
+        <w:t>Developed high-availability microservices using Spring Boot and Java handling credit decisioning workflows, integrating with multiple APIs and databases to serve 5M+ requests/day</w:t>
       </w:r>
     </w:p>
     <w:p>
@@ -259,7 +259,7 @@
         <w:rPr>
           <w:sz w:val="20"/>
         </w:rPr>
-        <w:t>Built real-time event processing pipelines using Apache Kafka and Flink for data synchronization across distributed systems, achieving sub-second latency and exactly-once message delivery guarantees</w:t>
+        <w:t>Built real-time event processing pipelines using Apache Kafka and Flink for data synchronization across distributed systems, achieving sub-second latency and exactly-once message delivery</w:t>
       </w:r>
     </w:p>
     <w:p>
@@ -272,7 +272,7 @@
         <w:rPr>
           <w:sz w:val="20"/>
         </w:rPr>
-        <w:t>Optimized application performance through database query tuning, caching strategies, and parallelism improvements, reducing processing latency by 40% while maintaining system stability under high load</w:t>
+        <w:t>Optimized application performance through database query tuning, caching strategies, and parallelism improvements, reducing processing latency by 40% under high load</w:t>
       </w:r>
     </w:p>
     <w:p>
@@ -285,7 +285,7 @@
         <w:rPr>
           <w:sz w:val="20"/>
         </w:rPr>
-        <w:t>Deployed containerized applications to Kubernetes (AWS EKS) with auto-scaling, health checks, and zero-downtime deployment strategies using Spinnaker pipelines</w:t>
+        <w:t>Deployed containerized applications to Kubernetes on AWS EKS with auto-scaling, health checks, and zero-downtime deployment strategies using Spinnaker pipelines</w:t>
       </w:r>
     </w:p>
     <w:p>
@@ -298,7 +298,7 @@
         <w:rPr>
           <w:sz w:val="20"/>
         </w:rPr>
-        <w:t>Implemented comprehensive testing strategy including unit tests (JUnit, Mockito), integration tests, and performance testing, achieving 95%+ code coverage</w:t>
+        <w:t>Implemented comprehensive testing strategy including unit tests with JUnit and Mockito, integration tests, and performance testing, achieving 95%+ code coverage</w:t>
       </w:r>
     </w:p>
     <w:p>
@@ -311,7 +311,7 @@
         <w:rPr>
           <w:sz w:val="20"/>
         </w:rPr>
-        <w:t>Enhanced system observability through Datadog dashboards, Grafana metrics, and Splunk log aggregation, enabling proactive issue detection and faster incident resolution</w:t>
+        <w:t>Enhanced system observability through Datadog dashboards, Grafana metrics, and Splunk log aggregation for proactive issue detection and faster incident resolution</w:t>
       </w:r>
     </w:p>
     <w:p>
@@ -324,7 +324,7 @@
         <w:rPr>
           <w:sz w:val="20"/>
         </w:rPr>
-        <w:t>Participated in on-call rotation, troubleshooting production issues, performing root cause analysis, and implementing preventive measures to improve system reliability</w:t>
+        <w:t>Participated in on-call rotation, troubleshooting production issues and performing root cause analysis to improve system reliability</w:t>
       </w:r>
     </w:p>
     <w:p>
@@ -343,7 +343,7 @@
           <w:i/>
           <w:sz w:val="20"/>
         </w:rPr>
-        <w:t xml:space="preserve">   June 2020 – Dec 2021</w:t>
+        <w:t xml:space="preserve">   June 2020 - Dec 2021</w:t>
       </w:r>
     </w:p>
     <w:p>
@@ -356,7 +356,7 @@
         <w:rPr>
           <w:sz w:val="20"/>
         </w:rPr>
-        <w:t>Developed Java-based microservices for investment data processing, implementing RESTful APIs and designing database schemas (PostgreSQL) to support reconciliation and reporting workflows handling 100M+ records</w:t>
+        <w:t>Developed Java-based microservices for investment data processing, implementing RESTful APIs and designing PostgreSQL schemas to support reconciliation workflows handling 100M+ records</w:t>
       </w:r>
     </w:p>
     <w:p>
@@ -369,7 +369,7 @@
         <w:rPr>
           <w:sz w:val="20"/>
         </w:rPr>
-        <w:t>Built event-driven architecture using Apache Kafka for asynchronous data propagation between services, reducing batch processing delays by 45% and enabling near-real-time data availability</w:t>
+        <w:t>Built event-driven architecture using Apache Kafka for asynchronous data propagation between services, reducing batch processing delays by 45%</w:t>
       </w:r>
     </w:p>
     <w:p>
@@ -459,25 +459,7 @@
         <w:rPr>
           <w:sz w:val="20"/>
         </w:rPr>
-        <w:t>Spring Boot, RESTful APIs, Microservices, Spring Security (OAuth2, JWT), API Design, Asynchronous Processing</w:t>
-      </w:r>
-    </w:p>
-    <w:p>
-      <w:pPr>
-        <w:spacing w:after="40"/>
-      </w:pPr>
-      <w:r>
-        <w:rPr>
-          <w:b/>
-          <w:sz w:val="20"/>
-        </w:rPr>
-        <w:t xml:space="preserve">Distributed Systems: </w:t>
-      </w:r>
-      <w:r>
-        <w:rPr>
-          <w:sz w:val="20"/>
-        </w:rPr>
-        <w:t>Apache Kafka, Apache Flink, Event-Driven Architecture, Fault-Tolerant Design, Streaming Pipelines</w:t>
+        <w:t>Spring Boot, REST APIs, Microservices, Spring Security, API Design, Asynchronous Processing</w:t>
       </w:r>
     </w:p>
     <w:p>
@@ -495,7 +477,7 @@
         <w:rPr>
           <w:sz w:val="20"/>
         </w:rPr>
-        <w:t>AWS (Lambda, ECS, EKS, S3, Step Functions, Glue, Athena, IAM, EventBridge), Terraform, Kubernetes, Docker</w:t>
+        <w:t>AWS (Lambda, ECS, EKS, S3, Step Functions, EventBridge, IAM), Terraform, Kubernetes, Docker</w:t>
       </w:r>
     </w:p>
     <w:p>
@@ -507,13 +489,13 @@
           <w:b/>
           <w:sz w:val="20"/>
         </w:rPr>
-        <w:t xml:space="preserve">Data Technologies: </w:t>
+        <w:t xml:space="preserve">Data &amp; Streaming: </w:t>
       </w:r>
       <w:r>
         <w:rPr>
           <w:sz w:val="20"/>
         </w:rPr>
-        <w:t>PostgreSQL, MongoDB, Cassandra, ETL Pipelines, Data Modeling</w:t>
+        <w:t>PostgreSQL, MongoDB, Cassandra, Apache Kafka, Apache Flink, ETL Pipelines</w:t>
       </w:r>
     </w:p>
     <w:p>
@@ -531,25 +513,7 @@
         <w:rPr>
           <w:sz w:val="20"/>
         </w:rPr>
-        <w:t>Jenkins, Spinnaker, Infrastructure-as-Code, Automated Testing</w:t>
-      </w:r>
-    </w:p>
-    <w:p>
-      <w:pPr>
-        <w:spacing w:after="40"/>
-      </w:pPr>
-      <w:r>
-        <w:rPr>
-          <w:b/>
-          <w:sz w:val="20"/>
-        </w:rPr>
-        <w:t xml:space="preserve">Testing: </w:t>
-      </w:r>
-      <w:r>
-        <w:rPr>
-          <w:sz w:val="20"/>
-        </w:rPr>
-        <w:t>JUnit, Mockito, Integration Testing, Test-Driven Development</w:t>
+        <w:t>Jenkins, Spinnaker, Docker, Infrastructure-as-Code, Automated Testing</w:t>
       </w:r>
     </w:p>
     <w:p>
@@ -567,7 +531,7 @@
         <w:rPr>
           <w:sz w:val="20"/>
         </w:rPr>
-        <w:t>Datadog, Grafana, CloudWatch, Splunk, Distributed Tracing, Custom Metrics, Alerting</w:t>
+        <w:t>Datadog, Grafana, CloudWatch, Splunk, Distributed Tracing, Alerting</w:t>
       </w:r>
     </w:p>
     <w:p>
@@ -594,7 +558,7 @@
           <w:b/>
           <w:sz w:val="20"/>
         </w:rPr>
-        <w:t>Master of Science in Information Technology | University of Cincinnati, Cincinnati, OH | 2022 – 2023</w:t>
+        <w:t>Master of Science in Information Technology | University of Cincinnati, Cincinnati, OH | 2023</w:t>
       </w:r>
     </w:p>
     <w:p>
@@ -613,7 +577,7 @@
         <w:rPr>
           <w:sz w:val="20"/>
         </w:rPr>
-        <w:t>Machine Learning &amp; Data Mining, System Design, Advanced Algorithms, Advanced Storage Technologies</w:t>
+        <w:t>Machine Learning &amp; Data Mining, System Design, Advanced Algorithms, Principles of Cybersecurity</w:t>
       </w:r>
     </w:p>
     <w:p>
@@ -625,14 +589,14 @@
           <w:b/>
           <w:sz w:val="20"/>
         </w:rPr>
-        <w:t>Teaching Assistant — Machine Learning and Data Mining Course</w:t>
+        <w:t>Teaching Assistant - Machine Learning and Data Mining Course</w:t>
       </w:r>
       <w:r>
         <w:rPr>
           <w:i/>
           <w:sz w:val="20"/>
         </w:rPr>
-        <w:t xml:space="preserve">   Jun 2022 – Aug 2023</w:t>
+        <w:t xml:space="preserve">   Jun 2022 - Aug 2023</w:t>
       </w:r>
     </w:p>
     <w:p>
@@ -658,7 +622,7 @@
         <w:rPr>
           <w:sz w:val="20"/>
         </w:rPr>
-        <w:t>Facilitated learning by helping students complete assignments and projects in Python notebooks</w:t>
+        <w:t>Facilitated learning by helping students complete assignments and projects in Python notebooks, ensuring they developed practical skills in implementing machine learning solutions</w:t>
       </w:r>
     </w:p>
     <w:sectPr>
